--- a/6. 大模型/3. 推理加速框架.docx
+++ b/6. 大模型/3. 推理加速框架.docx
@@ -2,17 +2,6 @@
 <file path=word/document.xml><?xml version="1.0" encoding="utf-8"?>
 <w:document xmlns:wpc="http://schemas.microsoft.com/office/word/2010/wordprocessingCanvas" xmlns:cx="http://schemas.microsoft.com/office/drawing/2014/chartex" xmlns:cx1="http://schemas.microsoft.com/office/drawing/2015/9/8/chartex" xmlns:cx2="http://schemas.microsoft.com/office/drawing/2015/10/21/chartex" xmlns:cx3="http://schemas.microsoft.com/office/drawing/2016/5/9/chartex" xmlns:cx4="http://schemas.microsoft.com/office/drawing/2016/5/10/chartex" xmlns:cx5="http://schemas.microsoft.com/office/drawing/2016/5/11/chartex" xmlns:cx6="http://schemas.microsoft.com/office/drawing/2016/5/12/chartex" xmlns:cx7="http://schemas.microsoft.com/office/drawing/2016/5/13/chartex" xmlns:cx8="http://schemas.microsoft.com/office/drawing/2016/5/14/chartex" xmlns:mc="http://schemas.openxmlformats.org/markup-compatibility/2006" xmlns:aink="http://schemas.microsoft.com/office/drawing/2016/ink" xmlns:am3d="http://schemas.microsoft.com/office/drawing/2017/model3d" xmlns:o="urn:schemas-microsoft-com:office:office" xmlns:oel="http://schemas.microsoft.com/office/2019/extlst" xmlns:r="http://schemas.openxmlformats.org/officeDocument/2006/relationships" xmlns:m="http://schemas.openxmlformats.org/officeDocument/2006/math" xmlns:v="urn:schemas-microsoft-com:vml" xmlns:wp14="http://schemas.microsoft.com/office/word/2010/wordprocessingDrawing" xmlns:wp="http://schemas.openxmlformats.org/drawingml/2006/wordprocessingDrawing" xmlns:w10="urn:schemas-microsoft-com:office:word" xmlns:w="http://schemas.openxmlformats.org/wordprocessingml/2006/main" xmlns:w14="http://schemas.microsoft.com/office/word/2010/wordml" xmlns:w15="http://schemas.microsoft.com/office/word/2012/wordml" xmlns:w16cex="http://schemas.microsoft.com/office/word/2018/wordml/cex" xmlns:w16cid="http://schemas.microsoft.com/office/word/2016/wordml/cid" xmlns:w16="http://schemas.microsoft.com/office/word/2018/wordml" xmlns:w16du="http://schemas.microsoft.com/office/word/2023/wordml/word16du" xmlns:w16sdtdh="http://schemas.microsoft.com/office/word/2020/wordml/sdtdatahash" xmlns:w16sdtfl="http://schemas.microsoft.com/office/word/2024/wordml/sdtformatlock" xmlns:w16se="http://schemas.microsoft.com/office/word/2015/wordml/symex" xmlns:wpg="http://schemas.microsoft.com/office/word/2010/wordprocessingGroup" xmlns:wpi="http://schemas.microsoft.com/office/word/2010/wordprocessingInk" xmlns:wne="http://schemas.microsoft.com/office/word/2006/wordml" xmlns:wps="http://schemas.microsoft.com/office/word/2010/wordprocessingShape" mc:Ignorable="w14 w15 w16se w16cid w16 w16cex w16sdtdh w16sdtfl w16du wp14">
   <w:body>
-    <w:p>
-      <w:pPr>
-        <w:pStyle w:val="1"/>
-      </w:pPr>
-      <w:r>
-        <w:rPr>
-          <w:rFonts w:hint="eastAsia"/>
-        </w:rPr>
-        <w:t>背景</w:t>
-      </w:r>
-    </w:p>
     <w:p>
       <w:pPr>
         <w:pStyle w:val="1"/>
@@ -101,10 +90,374 @@
     </w:p>
     <w:p>
       <w:pPr>
-        <w:rPr>
-          <w:rFonts w:hint="eastAsia"/>
-        </w:rPr>
-      </w:pPr>
+        <w:ind w:firstLine="420"/>
+        <w:rPr>
+          <w:rFonts w:hint="eastAsia"/>
+        </w:rPr>
+      </w:pPr>
+      <w:r>
+        <w:rPr>
+          <w:rFonts w:hint="eastAsia"/>
+        </w:rPr>
+        <w:t>所有</w:t>
+      </w:r>
+      <w:r>
+        <w:rPr>
+          <w:rFonts w:hint="eastAsia"/>
+        </w:rPr>
+        <w:t xml:space="preserve"> LLM </w:t>
+      </w:r>
+      <w:r>
+        <w:rPr>
+          <w:rFonts w:hint="eastAsia"/>
+        </w:rPr>
+        <w:t>推理框架，本质都在解决三件事：</w:t>
+      </w:r>
+    </w:p>
+    <w:p>
+      <w:pPr>
+        <w:ind w:firstLine="420"/>
+        <w:rPr>
+          <w:rFonts w:hint="eastAsia"/>
+        </w:rPr>
+      </w:pPr>
+      <w:r>
+        <w:rPr>
+          <w:rFonts w:hint="eastAsia"/>
+        </w:rPr>
+        <w:t>1</w:t>
+      </w:r>
+      <w:r>
+        <w:rPr>
+          <w:rFonts w:hint="eastAsia"/>
+        </w:rPr>
+        <w:t>、</w:t>
+      </w:r>
+      <w:r>
+        <w:rPr>
+          <w:rFonts w:hint="eastAsia"/>
+        </w:rPr>
+        <w:t>减少计算量</w:t>
+      </w:r>
+    </w:p>
+    <w:p>
+      <w:pPr>
+        <w:ind w:firstLine="420"/>
+        <w:rPr>
+          <w:rFonts w:hint="eastAsia"/>
+        </w:rPr>
+      </w:pPr>
+      <w:r>
+        <w:rPr>
+          <w:rFonts w:hint="eastAsia"/>
+        </w:rPr>
+        <w:t>2</w:t>
+      </w:r>
+      <w:r>
+        <w:rPr>
+          <w:rFonts w:hint="eastAsia"/>
+        </w:rPr>
+        <w:t>、</w:t>
+      </w:r>
+      <w:r>
+        <w:rPr>
+          <w:rFonts w:hint="eastAsia"/>
+        </w:rPr>
+        <w:t>减少显存访问（带宽瓶颈）</w:t>
+      </w:r>
+    </w:p>
+    <w:p>
+      <w:pPr>
+        <w:ind w:firstLine="420"/>
+        <w:rPr>
+          <w:rFonts w:hint="eastAsia"/>
+        </w:rPr>
+      </w:pPr>
+      <w:r>
+        <w:rPr>
+          <w:rFonts w:hint="eastAsia"/>
+        </w:rPr>
+        <w:t>3</w:t>
+      </w:r>
+      <w:r>
+        <w:rPr>
+          <w:rFonts w:hint="eastAsia"/>
+        </w:rPr>
+        <w:t>、</w:t>
+      </w:r>
+      <w:r>
+        <w:rPr>
+          <w:rFonts w:hint="eastAsia"/>
+        </w:rPr>
+        <w:t>提高</w:t>
+      </w:r>
+      <w:r>
+        <w:rPr>
+          <w:rFonts w:hint="eastAsia"/>
+        </w:rPr>
+        <w:t xml:space="preserve"> GPU </w:t>
+      </w:r>
+      <w:r>
+        <w:rPr>
+          <w:rFonts w:hint="eastAsia"/>
+        </w:rPr>
+        <w:t>利用率</w:t>
+      </w:r>
+      <w:r>
+        <w:rPr>
+          <w:rFonts w:hint="eastAsia"/>
+        </w:rPr>
+        <w:t xml:space="preserve"> &amp; </w:t>
+      </w:r>
+      <w:r>
+        <w:rPr>
+          <w:rFonts w:hint="eastAsia"/>
+        </w:rPr>
+        <w:t>并发吞吐量</w:t>
+      </w:r>
+    </w:p>
+    <w:p>
+      <w:pPr>
+        <w:ind w:firstLine="420"/>
+        <w:rPr>
+          <w:rFonts w:hint="eastAsia"/>
+        </w:rPr>
+      </w:pPr>
+      <w:r>
+        <w:rPr>
+          <w:rFonts w:hint="eastAsia"/>
+        </w:rPr>
+        <w:t>它们的底层手段永远是这</w:t>
+      </w:r>
+      <w:r>
+        <w:rPr>
+          <w:rFonts w:hint="eastAsia"/>
+        </w:rPr>
+        <w:t xml:space="preserve"> 5 </w:t>
+      </w:r>
+      <w:r>
+        <w:rPr>
+          <w:rFonts w:hint="eastAsia"/>
+        </w:rPr>
+        <w:t>类：</w:t>
+      </w:r>
+    </w:p>
+    <w:p>
+      <w:pPr>
+        <w:ind w:firstLine="420"/>
+        <w:rPr>
+          <w:rFonts w:hint="eastAsia"/>
+        </w:rPr>
+      </w:pPr>
+      <w:r>
+        <w:rPr>
+          <w:rFonts w:hint="eastAsia"/>
+        </w:rPr>
+        <w:t>1</w:t>
+      </w:r>
+      <w:r>
+        <w:rPr>
+          <w:rFonts w:hint="eastAsia"/>
+        </w:rPr>
+        <w:t>、</w:t>
+      </w:r>
+      <w:proofErr w:type="spellStart"/>
+      <w:r>
+        <w:rPr>
+          <w:rFonts w:hint="eastAsia"/>
+        </w:rPr>
+        <w:t>KVCache</w:t>
+      </w:r>
+      <w:proofErr w:type="spellEnd"/>
+      <w:r>
+        <w:rPr>
+          <w:rFonts w:hint="eastAsia"/>
+        </w:rPr>
+        <w:t xml:space="preserve"> </w:t>
+      </w:r>
+      <w:r>
+        <w:rPr>
+          <w:rFonts w:hint="eastAsia"/>
+        </w:rPr>
+        <w:t>复用（避免重复计算）</w:t>
+      </w:r>
+    </w:p>
+    <w:p>
+      <w:pPr>
+        <w:ind w:firstLine="420"/>
+        <w:rPr>
+          <w:rFonts w:hint="eastAsia"/>
+        </w:rPr>
+      </w:pPr>
+      <w:r>
+        <w:rPr>
+          <w:rFonts w:hint="eastAsia"/>
+        </w:rPr>
+        <w:t>2</w:t>
+      </w:r>
+      <w:r>
+        <w:rPr>
+          <w:rFonts w:hint="eastAsia"/>
+        </w:rPr>
+        <w:t>、</w:t>
+      </w:r>
+      <w:r>
+        <w:rPr>
+          <w:rFonts w:hint="eastAsia"/>
+        </w:rPr>
+        <w:t>算子融合</w:t>
+      </w:r>
+      <w:r>
+        <w:rPr>
+          <w:rFonts w:hint="eastAsia"/>
+        </w:rPr>
+        <w:t xml:space="preserve"> / </w:t>
+      </w:r>
+      <w:r>
+        <w:rPr>
+          <w:rFonts w:hint="eastAsia"/>
+        </w:rPr>
+        <w:t>高效</w:t>
+      </w:r>
+      <w:r>
+        <w:rPr>
+          <w:rFonts w:hint="eastAsia"/>
+        </w:rPr>
+        <w:t xml:space="preserve"> Attention </w:t>
+      </w:r>
+      <w:r>
+        <w:rPr>
+          <w:rFonts w:hint="eastAsia"/>
+        </w:rPr>
+        <w:t>实现（</w:t>
+      </w:r>
+      <w:proofErr w:type="spellStart"/>
+      <w:r>
+        <w:rPr>
+          <w:rFonts w:hint="eastAsia"/>
+        </w:rPr>
+        <w:t>FlashAttention</w:t>
+      </w:r>
+      <w:proofErr w:type="spellEnd"/>
+      <w:r>
+        <w:rPr>
+          <w:rFonts w:hint="eastAsia"/>
+        </w:rPr>
+        <w:t>）</w:t>
+      </w:r>
+    </w:p>
+    <w:p>
+      <w:pPr>
+        <w:ind w:firstLine="420"/>
+        <w:rPr>
+          <w:rFonts w:hint="eastAsia"/>
+        </w:rPr>
+      </w:pPr>
+      <w:r>
+        <w:rPr>
+          <w:rFonts w:hint="eastAsia"/>
+        </w:rPr>
+        <w:t>3</w:t>
+      </w:r>
+      <w:r>
+        <w:rPr>
+          <w:rFonts w:hint="eastAsia"/>
+        </w:rPr>
+        <w:t>、</w:t>
+      </w:r>
+      <w:r>
+        <w:rPr>
+          <w:rFonts w:hint="eastAsia"/>
+        </w:rPr>
+        <w:t>显存高效管理（</w:t>
+      </w:r>
+      <w:proofErr w:type="spellStart"/>
+      <w:r>
+        <w:rPr>
+          <w:rFonts w:hint="eastAsia"/>
+        </w:rPr>
+        <w:t>PagedAttention</w:t>
+      </w:r>
+      <w:proofErr w:type="spellEnd"/>
+      <w:r>
+        <w:rPr>
+          <w:rFonts w:hint="eastAsia"/>
+        </w:rPr>
+        <w:t>）</w:t>
+      </w:r>
+    </w:p>
+    <w:p>
+      <w:pPr>
+        <w:ind w:firstLine="420"/>
+        <w:rPr>
+          <w:rFonts w:hint="eastAsia"/>
+        </w:rPr>
+      </w:pPr>
+      <w:r>
+        <w:rPr>
+          <w:rFonts w:hint="eastAsia"/>
+        </w:rPr>
+        <w:t>4</w:t>
+      </w:r>
+      <w:r>
+        <w:rPr>
+          <w:rFonts w:hint="eastAsia"/>
+        </w:rPr>
+        <w:t>、</w:t>
+      </w:r>
+      <w:r>
+        <w:rPr>
+          <w:rFonts w:hint="eastAsia"/>
+        </w:rPr>
+        <w:t>动态</w:t>
+      </w:r>
+      <w:r>
+        <w:rPr>
+          <w:rFonts w:hint="eastAsia"/>
+        </w:rPr>
+        <w:t xml:space="preserve"> Batching </w:t>
+      </w:r>
+      <w:r>
+        <w:rPr>
+          <w:rFonts w:hint="eastAsia"/>
+        </w:rPr>
+        <w:t>连续批处理</w:t>
+      </w:r>
+    </w:p>
+    <w:p>
+      <w:pPr>
+        <w:ind w:firstLine="420"/>
+      </w:pPr>
+      <w:r>
+        <w:rPr>
+          <w:rFonts w:hint="eastAsia"/>
+        </w:rPr>
+        <w:t>5</w:t>
+      </w:r>
+      <w:r>
+        <w:rPr>
+          <w:rFonts w:hint="eastAsia"/>
+        </w:rPr>
+        <w:t>、</w:t>
+      </w:r>
+      <w:r>
+        <w:rPr>
+          <w:rFonts w:hint="eastAsia"/>
+        </w:rPr>
+        <w:t>模型量化（</w:t>
+      </w:r>
+      <w:r>
+        <w:rPr>
+          <w:rFonts w:hint="eastAsia"/>
+        </w:rPr>
+        <w:t>INT8/INT4/FP4</w:t>
+      </w:r>
+      <w:r>
+        <w:rPr>
+          <w:rFonts w:hint="eastAsia"/>
+        </w:rPr>
+        <w:t>）</w:t>
+      </w:r>
     </w:p>
     <w:p>
       <w:pPr>
@@ -120,12 +473,730 @@
     <w:p>
       <w:pPr>
         <w:pStyle w:val="2"/>
-      </w:pPr>
+        <w:rPr>
+          <w:rFonts w:hint="eastAsia"/>
+        </w:rPr>
+      </w:pPr>
+      <w:r>
+        <w:rPr>
+          <w:rFonts w:hint="eastAsia"/>
+        </w:rPr>
+        <w:t>静态批处理框架（传统型）</w:t>
+      </w:r>
+    </w:p>
+    <w:p>
+      <w:pPr>
+        <w:ind w:firstLine="420"/>
+      </w:pPr>
+      <w:r>
+        <w:rPr>
+          <w:rFonts w:hint="eastAsia"/>
+        </w:rPr>
+        <w:t>代表：早期</w:t>
+      </w:r>
+      <w:r>
+        <w:rPr>
+          <w:rFonts w:hint="eastAsia"/>
+        </w:rPr>
+        <w:t xml:space="preserve"> Transformers</w:t>
+      </w:r>
+      <w:r>
+        <w:rPr>
+          <w:rFonts w:hint="eastAsia"/>
+        </w:rPr>
+        <w:t>、</w:t>
+      </w:r>
       <w:proofErr w:type="spellStart"/>
       <w:r>
         <w:rPr>
           <w:rFonts w:hint="eastAsia"/>
         </w:rPr>
+        <w:t>FasterTransformer</w:t>
+      </w:r>
+      <w:proofErr w:type="spellEnd"/>
+    </w:p>
+    <w:p>
+      <w:pPr>
+        <w:ind w:firstLine="420"/>
+        <w:rPr>
+          <w:rFonts w:hint="eastAsia"/>
+        </w:rPr>
+      </w:pPr>
+      <w:r>
+        <w:rPr>
+          <w:rFonts w:hint="eastAsia"/>
+        </w:rPr>
+        <w:t>原理：</w:t>
+      </w:r>
+    </w:p>
+    <w:p>
+      <w:pPr>
+        <w:ind w:firstLine="420"/>
+        <w:rPr>
+          <w:rFonts w:hint="eastAsia"/>
+        </w:rPr>
+      </w:pPr>
+      <w:r>
+        <w:rPr>
+          <w:rFonts w:hint="eastAsia"/>
+        </w:rPr>
+        <w:t xml:space="preserve">- </w:t>
+      </w:r>
+      <w:r>
+        <w:rPr>
+          <w:rFonts w:hint="eastAsia"/>
+        </w:rPr>
+        <w:t>把请求攒成固定大小</w:t>
+      </w:r>
+      <w:r>
+        <w:rPr>
+          <w:rFonts w:hint="eastAsia"/>
+        </w:rPr>
+        <w:t xml:space="preserve"> batch </w:t>
+      </w:r>
+      <w:r>
+        <w:rPr>
+          <w:rFonts w:hint="eastAsia"/>
+        </w:rPr>
+        <w:t>一起推理</w:t>
+      </w:r>
+    </w:p>
+    <w:p>
+      <w:pPr>
+        <w:ind w:firstLine="420"/>
+        <w:rPr>
+          <w:rFonts w:hint="eastAsia"/>
+        </w:rPr>
+      </w:pPr>
+      <w:r>
+        <w:rPr>
+          <w:rFonts w:hint="eastAsia"/>
+        </w:rPr>
+        <w:t xml:space="preserve">- </w:t>
+      </w:r>
+      <w:r>
+        <w:rPr>
+          <w:rFonts w:hint="eastAsia"/>
+        </w:rPr>
+        <w:t>简单，但吞吐低、延迟高、长文本容易爆显存</w:t>
+      </w:r>
+    </w:p>
+    <w:p>
+      <w:pPr>
+        <w:ind w:firstLine="420"/>
+        <w:rPr>
+          <w:rFonts w:hint="eastAsia"/>
+        </w:rPr>
+      </w:pPr>
+      <w:r>
+        <w:rPr>
+          <w:rFonts w:hint="eastAsia"/>
+        </w:rPr>
+        <w:t>现在基本被淘汰。</w:t>
+      </w:r>
+    </w:p>
+    <w:p>
+      <w:pPr>
+        <w:pStyle w:val="2"/>
+        <w:rPr>
+          <w:rFonts w:hint="eastAsia"/>
+        </w:rPr>
+      </w:pPr>
+      <w:r>
+        <w:rPr>
+          <w:rFonts w:hint="eastAsia"/>
+        </w:rPr>
+        <w:t>动态批处理</w:t>
+      </w:r>
+      <w:r>
+        <w:rPr>
+          <w:rFonts w:hint="eastAsia"/>
+        </w:rPr>
+        <w:t xml:space="preserve"> / </w:t>
+      </w:r>
+      <w:r>
+        <w:rPr>
+          <w:rFonts w:hint="eastAsia"/>
+        </w:rPr>
+        <w:t>连续批处理框架（主流核心）</w:t>
+      </w:r>
+    </w:p>
+    <w:p>
+      <w:pPr>
+        <w:ind w:firstLine="420"/>
+      </w:pPr>
+      <w:r>
+        <w:rPr>
+          <w:rFonts w:hint="eastAsia"/>
+        </w:rPr>
+        <w:t>代表：</w:t>
+      </w:r>
+      <w:proofErr w:type="spellStart"/>
+      <w:r>
+        <w:rPr>
+          <w:rFonts w:hint="eastAsia"/>
+        </w:rPr>
+        <w:t>vLLM</w:t>
+      </w:r>
+      <w:proofErr w:type="spellEnd"/>
+      <w:r>
+        <w:rPr>
+          <w:rFonts w:hint="eastAsia"/>
+        </w:rPr>
+        <w:t>、</w:t>
+      </w:r>
+      <w:r>
+        <w:rPr>
+          <w:rFonts w:hint="eastAsia"/>
+        </w:rPr>
+        <w:t>TGI</w:t>
+      </w:r>
+      <w:r>
+        <w:rPr>
+          <w:rFonts w:hint="eastAsia"/>
+        </w:rPr>
+        <w:t>、</w:t>
+      </w:r>
+      <w:r>
+        <w:rPr>
+          <w:rFonts w:hint="eastAsia"/>
+        </w:rPr>
+        <w:t>Text Generation Inference</w:t>
+      </w:r>
+    </w:p>
+    <w:p>
+      <w:pPr>
+        <w:ind w:firstLine="420"/>
+      </w:pPr>
+      <w:r>
+        <w:rPr>
+          <w:rFonts w:hint="eastAsia"/>
+        </w:rPr>
+        <w:t>核心思想：</w:t>
+      </w:r>
+      <w:r>
+        <w:rPr>
+          <w:rFonts w:hint="eastAsia"/>
+        </w:rPr>
+        <w:t>Continuous Batching</w:t>
+      </w:r>
+    </w:p>
+    <w:p>
+      <w:pPr>
+        <w:ind w:firstLine="420"/>
+        <w:rPr>
+          <w:rFonts w:hint="eastAsia"/>
+        </w:rPr>
+      </w:pPr>
+      <w:r>
+        <w:rPr>
+          <w:rFonts w:hint="eastAsia"/>
+        </w:rPr>
+        <w:t>原理：</w:t>
+      </w:r>
+    </w:p>
+    <w:p>
+      <w:pPr>
+        <w:ind w:firstLine="420"/>
+        <w:rPr>
+          <w:rFonts w:hint="eastAsia"/>
+        </w:rPr>
+      </w:pPr>
+      <w:r>
+        <w:rPr>
+          <w:rFonts w:hint="eastAsia"/>
+        </w:rPr>
+        <w:t xml:space="preserve">- </w:t>
+      </w:r>
+      <w:r>
+        <w:rPr>
+          <w:rFonts w:hint="eastAsia"/>
+        </w:rPr>
+        <w:t>不是等一个请求完全生成完再处理下一个</w:t>
+      </w:r>
+    </w:p>
+    <w:p>
+      <w:pPr>
+        <w:ind w:firstLine="420"/>
+        <w:rPr>
+          <w:rFonts w:hint="eastAsia"/>
+        </w:rPr>
+      </w:pPr>
+      <w:r>
+        <w:rPr>
+          <w:rFonts w:hint="eastAsia"/>
+        </w:rPr>
+        <w:t xml:space="preserve">- </w:t>
+      </w:r>
+      <w:r>
+        <w:rPr>
+          <w:rFonts w:hint="eastAsia"/>
+        </w:rPr>
+        <w:t>每生成一步，就把能一起算的请求拼成</w:t>
+      </w:r>
+      <w:r>
+        <w:rPr>
+          <w:rFonts w:hint="eastAsia"/>
+        </w:rPr>
+        <w:t xml:space="preserve"> batch</w:t>
+      </w:r>
+    </w:p>
+    <w:p>
+      <w:pPr>
+        <w:ind w:firstLine="420"/>
+        <w:rPr>
+          <w:rFonts w:hint="eastAsia"/>
+        </w:rPr>
+      </w:pPr>
+      <w:r>
+        <w:rPr>
+          <w:rFonts w:hint="eastAsia"/>
+        </w:rPr>
+        <w:lastRenderedPageBreak/>
+        <w:t xml:space="preserve">- </w:t>
+      </w:r>
+      <w:r>
+        <w:rPr>
+          <w:rFonts w:hint="eastAsia"/>
+        </w:rPr>
+        <w:t>空出来的</w:t>
+      </w:r>
+      <w:r>
+        <w:rPr>
+          <w:rFonts w:hint="eastAsia"/>
+        </w:rPr>
+        <w:t xml:space="preserve"> slot </w:t>
+      </w:r>
+      <w:r>
+        <w:rPr>
+          <w:rFonts w:hint="eastAsia"/>
+        </w:rPr>
+        <w:t>立刻加入新请求</w:t>
+      </w:r>
+    </w:p>
+    <w:p>
+      <w:pPr>
+        <w:ind w:firstLine="420"/>
+        <w:rPr>
+          <w:rFonts w:hint="eastAsia"/>
+        </w:rPr>
+      </w:pPr>
+      <w:r>
+        <w:rPr>
+          <w:rFonts w:hint="eastAsia"/>
+        </w:rPr>
+        <w:t>→</w:t>
+      </w:r>
+      <w:r>
+        <w:rPr>
+          <w:rFonts w:hint="eastAsia"/>
+        </w:rPr>
+        <w:t xml:space="preserve"> GPU </w:t>
+      </w:r>
+      <w:r>
+        <w:rPr>
+          <w:rFonts w:hint="eastAsia"/>
+        </w:rPr>
+        <w:t>利用率从</w:t>
+      </w:r>
+      <w:r>
+        <w:rPr>
+          <w:rFonts w:hint="eastAsia"/>
+        </w:rPr>
+        <w:t xml:space="preserve"> 20% </w:t>
+      </w:r>
+      <w:r>
+        <w:rPr>
+          <w:rFonts w:hint="eastAsia"/>
+        </w:rPr>
+        <w:t>→</w:t>
+      </w:r>
+      <w:r>
+        <w:rPr>
+          <w:rFonts w:hint="eastAsia"/>
+        </w:rPr>
+        <w:t xml:space="preserve"> 80%+</w:t>
+      </w:r>
+    </w:p>
+    <w:p>
+      <w:pPr>
+        <w:ind w:firstLine="420"/>
+      </w:pPr>
+      <w:r>
+        <w:rPr>
+          <w:rFonts w:hint="eastAsia"/>
+        </w:rPr>
+        <w:t>这是现代推理框架的灵魂。</w:t>
+      </w:r>
+    </w:p>
+    <w:p>
+      <w:pPr>
+        <w:pStyle w:val="3"/>
+      </w:pPr>
+      <w:proofErr w:type="spellStart"/>
+      <w:r>
+        <w:rPr>
+          <w:rFonts w:hint="eastAsia"/>
+        </w:rPr>
+        <w:t>vLLM</w:t>
+      </w:r>
+      <w:proofErr w:type="spellEnd"/>
+    </w:p>
+    <w:p>
+      <w:pPr>
+        <w:pStyle w:val="3"/>
+      </w:pPr>
+      <w:r>
+        <w:rPr>
+          <w:rFonts w:hint="eastAsia"/>
+        </w:rPr>
+        <w:t>TGI</w:t>
+      </w:r>
+    </w:p>
+    <w:p>
+      <w:pPr>
+        <w:pStyle w:val="3"/>
+        <w:rPr>
+          <w:rFonts w:hint="eastAsia"/>
+        </w:rPr>
+      </w:pPr>
+      <w:r>
+        <w:rPr>
+          <w:rFonts w:hint="eastAsia"/>
+        </w:rPr>
+        <w:t>Text Generation Inference</w:t>
+      </w:r>
+    </w:p>
+    <w:p>
+      <w:pPr>
+        <w:pStyle w:val="2"/>
+        <w:rPr>
+          <w:rFonts w:hint="eastAsia"/>
+        </w:rPr>
+      </w:pPr>
+      <w:r>
+        <w:rPr>
+          <w:rFonts w:hint="eastAsia"/>
+        </w:rPr>
+        <w:t>基于</w:t>
+      </w:r>
+      <w:r>
+        <w:rPr>
+          <w:rFonts w:hint="eastAsia"/>
+        </w:rPr>
+        <w:t xml:space="preserve"> </w:t>
+      </w:r>
+      <w:proofErr w:type="spellStart"/>
+      <w:r>
+        <w:rPr>
+          <w:rFonts w:hint="eastAsia"/>
+        </w:rPr>
+        <w:t>PagedAttention</w:t>
+      </w:r>
+      <w:proofErr w:type="spellEnd"/>
+      <w:r>
+        <w:rPr>
+          <w:rFonts w:hint="eastAsia"/>
+        </w:rPr>
+        <w:t xml:space="preserve"> </w:t>
+      </w:r>
+      <w:r>
+        <w:rPr>
+          <w:rFonts w:hint="eastAsia"/>
+        </w:rPr>
+        <w:t>的显存调度框架</w:t>
+      </w:r>
+    </w:p>
+    <w:p>
+      <w:pPr>
+        <w:ind w:firstLine="420"/>
+      </w:pPr>
+      <w:r>
+        <w:rPr>
+          <w:rFonts w:hint="eastAsia"/>
+        </w:rPr>
+        <w:t>代表：</w:t>
+      </w:r>
+      <w:proofErr w:type="spellStart"/>
+      <w:r>
+        <w:rPr>
+          <w:rFonts w:hint="eastAsia"/>
+        </w:rPr>
+        <w:t>vLLM</w:t>
+      </w:r>
+      <w:proofErr w:type="spellEnd"/>
+    </w:p>
+    <w:p>
+      <w:pPr>
+        <w:ind w:firstLine="420"/>
+        <w:rPr>
+          <w:rFonts w:hint="eastAsia"/>
+        </w:rPr>
+      </w:pPr>
+      <w:r>
+        <w:rPr>
+          <w:rFonts w:hint="eastAsia"/>
+        </w:rPr>
+        <w:t>原理：</w:t>
+      </w:r>
+    </w:p>
+    <w:p>
+      <w:pPr>
+        <w:ind w:firstLine="420"/>
+        <w:rPr>
+          <w:rFonts w:hint="eastAsia"/>
+        </w:rPr>
+      </w:pPr>
+      <w:r>
+        <w:rPr>
+          <w:rFonts w:hint="eastAsia"/>
+        </w:rPr>
+        <w:t xml:space="preserve">- </w:t>
+      </w:r>
+      <w:r>
+        <w:rPr>
+          <w:rFonts w:hint="eastAsia"/>
+        </w:rPr>
+        <w:t>把</w:t>
+      </w:r>
+      <w:r>
+        <w:rPr>
+          <w:rFonts w:hint="eastAsia"/>
+        </w:rPr>
+        <w:t xml:space="preserve"> </w:t>
+      </w:r>
+      <w:proofErr w:type="spellStart"/>
+      <w:r>
+        <w:rPr>
+          <w:rFonts w:hint="eastAsia"/>
+        </w:rPr>
+        <w:t>KVCache</w:t>
+      </w:r>
+      <w:proofErr w:type="spellEnd"/>
+      <w:r>
+        <w:rPr>
+          <w:rFonts w:hint="eastAsia"/>
+        </w:rPr>
+        <w:t xml:space="preserve"> </w:t>
+      </w:r>
+      <w:r>
+        <w:rPr>
+          <w:rFonts w:hint="eastAsia"/>
+        </w:rPr>
+        <w:t>分成固定大小的页（</w:t>
+      </w:r>
+      <w:r>
+        <w:rPr>
+          <w:rFonts w:hint="eastAsia"/>
+        </w:rPr>
+        <w:t>page</w:t>
+      </w:r>
+      <w:r>
+        <w:rPr>
+          <w:rFonts w:hint="eastAsia"/>
+        </w:rPr>
+        <w:t>）</w:t>
+      </w:r>
+    </w:p>
+    <w:p>
+      <w:pPr>
+        <w:ind w:firstLine="420"/>
+        <w:rPr>
+          <w:rFonts w:hint="eastAsia"/>
+        </w:rPr>
+      </w:pPr>
+      <w:r>
+        <w:rPr>
+          <w:rFonts w:hint="eastAsia"/>
+        </w:rPr>
+        <w:t xml:space="preserve">- </w:t>
+      </w:r>
+      <w:r>
+        <w:rPr>
+          <w:rFonts w:hint="eastAsia"/>
+        </w:rPr>
+        <w:t>像操作系统虚拟内存一样管理</w:t>
+      </w:r>
+    </w:p>
+    <w:p>
+      <w:pPr>
+        <w:ind w:firstLine="420"/>
+        <w:rPr>
+          <w:rFonts w:hint="eastAsia"/>
+        </w:rPr>
+      </w:pPr>
+      <w:r>
+        <w:rPr>
+          <w:rFonts w:hint="eastAsia"/>
+        </w:rPr>
+        <w:t xml:space="preserve">- </w:t>
+      </w:r>
+      <w:r>
+        <w:rPr>
+          <w:rFonts w:hint="eastAsia"/>
+        </w:rPr>
+        <w:t>不连续分配、无碎片、可换出</w:t>
+      </w:r>
+    </w:p>
+    <w:p>
+      <w:pPr>
+        <w:ind w:firstLine="420"/>
+        <w:rPr>
+          <w:rFonts w:hint="eastAsia"/>
+        </w:rPr>
+      </w:pPr>
+      <w:r>
+        <w:rPr>
+          <w:rFonts w:hint="eastAsia"/>
+        </w:rPr>
+        <w:t xml:space="preserve">- </w:t>
+      </w:r>
+      <w:r>
+        <w:rPr>
+          <w:rFonts w:hint="eastAsia"/>
+        </w:rPr>
+        <w:t>超长上下文（</w:t>
+      </w:r>
+      <w:r>
+        <w:rPr>
+          <w:rFonts w:hint="eastAsia"/>
+        </w:rPr>
+        <w:t>128k+</w:t>
+      </w:r>
+      <w:r>
+        <w:rPr>
+          <w:rFonts w:hint="eastAsia"/>
+        </w:rPr>
+        <w:t>）也能轻松跑</w:t>
+      </w:r>
+    </w:p>
+    <w:p>
+      <w:pPr>
+        <w:ind w:firstLine="420"/>
+      </w:pPr>
+      <w:r>
+        <w:rPr>
+          <w:rFonts w:hint="eastAsia"/>
+        </w:rPr>
+        <w:t>一句话：</w:t>
+      </w:r>
+      <w:proofErr w:type="spellStart"/>
+      <w:r>
+        <w:rPr>
+          <w:rFonts w:hint="eastAsia"/>
+          <w:color w:val="EE0000"/>
+        </w:rPr>
+        <w:t>PagedAttention</w:t>
+      </w:r>
+      <w:proofErr w:type="spellEnd"/>
+      <w:r>
+        <w:rPr>
+          <w:rFonts w:hint="eastAsia"/>
+          <w:color w:val="EE0000"/>
+        </w:rPr>
+        <w:t xml:space="preserve"> = </w:t>
+      </w:r>
+      <w:proofErr w:type="spellStart"/>
+      <w:r>
+        <w:rPr>
+          <w:rFonts w:hint="eastAsia"/>
+          <w:color w:val="EE0000"/>
+        </w:rPr>
+        <w:t>KVCache</w:t>
+      </w:r>
+      <w:proofErr w:type="spellEnd"/>
+      <w:r>
+        <w:rPr>
+          <w:rFonts w:hint="eastAsia"/>
+          <w:color w:val="EE0000"/>
+        </w:rPr>
+        <w:t xml:space="preserve"> </w:t>
+      </w:r>
+      <w:r>
+        <w:rPr>
+          <w:rFonts w:hint="eastAsia"/>
+          <w:color w:val="EE0000"/>
+        </w:rPr>
+        <w:t>的内存管理系统</w:t>
+      </w:r>
+    </w:p>
+    <w:p>
+      <w:pPr>
+        <w:pStyle w:val="3"/>
+        <w:rPr>
+          <w:rFonts w:hint="eastAsia"/>
+        </w:rPr>
+      </w:pPr>
+      <w:proofErr w:type="spellStart"/>
+      <w:r>
+        <w:rPr>
+          <w:rFonts w:hint="eastAsia"/>
+        </w:rPr>
+        <w:t>vLLM</w:t>
+      </w:r>
+      <w:proofErr w:type="spellEnd"/>
+    </w:p>
+    <w:p>
+      <w:pPr>
+        <w:pStyle w:val="2"/>
+        <w:rPr>
+          <w:rFonts w:hint="eastAsia"/>
+        </w:rPr>
+      </w:pPr>
+      <w:r>
+        <w:rPr>
+          <w:rFonts w:hint="eastAsia"/>
+        </w:rPr>
+        <w:t>张量并行</w:t>
+      </w:r>
+      <w:r>
+        <w:rPr>
+          <w:rFonts w:hint="eastAsia"/>
+        </w:rPr>
+        <w:t xml:space="preserve"> / </w:t>
+      </w:r>
+      <w:r>
+        <w:rPr>
+          <w:rFonts w:hint="eastAsia"/>
+        </w:rPr>
+        <w:t>流水线并行框架（超大模型）</w:t>
+      </w:r>
+    </w:p>
+    <w:p>
+      <w:pPr>
+        <w:ind w:firstLine="420"/>
+      </w:pPr>
+      <w:r>
+        <w:rPr>
+          <w:rFonts w:hint="eastAsia"/>
+        </w:rPr>
+        <w:t>代表：</w:t>
+      </w:r>
+      <w:proofErr w:type="spellStart"/>
+      <w:r>
+        <w:rPr>
+          <w:rFonts w:hint="eastAsia"/>
+        </w:rPr>
+        <w:t>DeepSpeed</w:t>
+      </w:r>
+      <w:proofErr w:type="spellEnd"/>
+      <w:r>
+        <w:rPr>
+          <w:rFonts w:hint="eastAsia"/>
+        </w:rPr>
+        <w:t>-MII</w:t>
+      </w:r>
+      <w:r>
+        <w:rPr>
+          <w:rFonts w:hint="eastAsia"/>
+        </w:rPr>
+        <w:t>、</w:t>
+      </w:r>
+      <w:proofErr w:type="spellStart"/>
+      <w:r>
+        <w:rPr>
+          <w:rFonts w:hint="eastAsia"/>
+        </w:rPr>
         <w:t>TensorRT</w:t>
       </w:r>
       <w:proofErr w:type="spellEnd"/>
@@ -135,24 +1206,1599 @@
         </w:rPr>
         <w:t>-LLM</w:t>
       </w:r>
+      <w:r>
+        <w:rPr>
+          <w:rFonts w:hint="eastAsia"/>
+        </w:rPr>
+        <w:t>、</w:t>
+      </w:r>
+      <w:proofErr w:type="spellStart"/>
+      <w:r>
+        <w:rPr>
+          <w:rFonts w:hint="eastAsia"/>
+        </w:rPr>
+        <w:t>FasterTransformer</w:t>
+      </w:r>
+      <w:proofErr w:type="spellEnd"/>
+    </w:p>
+    <w:p>
+      <w:pPr>
+        <w:ind w:firstLine="420"/>
+        <w:rPr>
+          <w:rFonts w:hint="eastAsia"/>
+        </w:rPr>
+      </w:pPr>
+      <w:r>
+        <w:rPr>
+          <w:rFonts w:hint="eastAsia"/>
+        </w:rPr>
+        <w:t>原理：</w:t>
+      </w:r>
+    </w:p>
+    <w:p>
+      <w:pPr>
+        <w:ind w:firstLine="420"/>
+        <w:rPr>
+          <w:rFonts w:hint="eastAsia"/>
+        </w:rPr>
+      </w:pPr>
+      <w:r>
+        <w:rPr>
+          <w:rFonts w:hint="eastAsia"/>
+        </w:rPr>
+        <w:t xml:space="preserve">- </w:t>
+      </w:r>
+      <w:r>
+        <w:rPr>
+          <w:rFonts w:hint="eastAsia"/>
+        </w:rPr>
+        <w:t>模型太大单卡放不下</w:t>
+      </w:r>
+      <w:r>
+        <w:rPr>
+          <w:rFonts w:hint="eastAsia"/>
+        </w:rPr>
+        <w:t xml:space="preserve"> </w:t>
+      </w:r>
+      <w:r>
+        <w:rPr>
+          <w:rFonts w:hint="eastAsia"/>
+        </w:rPr>
+        <w:t>→</w:t>
+      </w:r>
+      <w:r>
+        <w:rPr>
+          <w:rFonts w:hint="eastAsia"/>
+        </w:rPr>
+        <w:t xml:space="preserve"> </w:t>
+      </w:r>
+      <w:r>
+        <w:rPr>
+          <w:rFonts w:hint="eastAsia"/>
+        </w:rPr>
+        <w:t>切成多块放多张卡</w:t>
+      </w:r>
+    </w:p>
+    <w:p>
+      <w:pPr>
+        <w:ind w:firstLine="420"/>
+        <w:rPr>
+          <w:rFonts w:hint="eastAsia"/>
+        </w:rPr>
+      </w:pPr>
+      <w:r>
+        <w:rPr>
+          <w:rFonts w:hint="eastAsia"/>
+        </w:rPr>
+        <w:t xml:space="preserve">- </w:t>
+      </w:r>
+      <w:r>
+        <w:rPr>
+          <w:rFonts w:hint="eastAsia"/>
+        </w:rPr>
+        <w:t>层内切：</w:t>
+      </w:r>
+      <w:r>
+        <w:rPr>
+          <w:rFonts w:hint="eastAsia"/>
+        </w:rPr>
+        <w:t>Tensor Parallel</w:t>
+      </w:r>
+    </w:p>
+    <w:p>
+      <w:pPr>
+        <w:ind w:firstLine="420"/>
+        <w:rPr>
+          <w:rFonts w:hint="eastAsia"/>
+        </w:rPr>
+      </w:pPr>
+      <w:r>
+        <w:rPr>
+          <w:rFonts w:hint="eastAsia"/>
+        </w:rPr>
+        <w:t xml:space="preserve">- </w:t>
+      </w:r>
+      <w:r>
+        <w:rPr>
+          <w:rFonts w:hint="eastAsia"/>
+        </w:rPr>
+        <w:t>层间切：</w:t>
+      </w:r>
+      <w:r>
+        <w:rPr>
+          <w:rFonts w:hint="eastAsia"/>
+        </w:rPr>
+        <w:t>Pipeline Parallel</w:t>
+      </w:r>
+    </w:p>
+    <w:p>
+      <w:pPr>
+        <w:ind w:firstLine="420"/>
+        <w:rPr>
+          <w:rFonts w:hint="eastAsia"/>
+        </w:rPr>
+      </w:pPr>
+      <w:r>
+        <w:rPr>
+          <w:rFonts w:hint="eastAsia"/>
+        </w:rPr>
+        <w:t xml:space="preserve">- </w:t>
+      </w:r>
+      <w:r>
+        <w:rPr>
+          <w:rFonts w:hint="eastAsia"/>
+        </w:rPr>
+        <w:t>多卡协同推理</w:t>
+      </w:r>
+    </w:p>
+    <w:p>
+      <w:pPr>
+        <w:ind w:firstLine="420"/>
+      </w:pPr>
+      <w:r>
+        <w:rPr>
+          <w:rFonts w:hint="eastAsia"/>
+        </w:rPr>
+        <w:t>适合</w:t>
+      </w:r>
+      <w:r>
+        <w:rPr>
+          <w:rFonts w:hint="eastAsia"/>
+        </w:rPr>
+        <w:t xml:space="preserve"> 70B / 400B </w:t>
+      </w:r>
+      <w:r>
+        <w:rPr>
+          <w:rFonts w:hint="eastAsia"/>
+        </w:rPr>
+        <w:t>级别模型。</w:t>
+      </w:r>
+    </w:p>
+    <w:p>
+      <w:pPr>
+        <w:pStyle w:val="3"/>
+      </w:pPr>
+      <w:proofErr w:type="spellStart"/>
+      <w:r>
+        <w:rPr>
+          <w:rFonts w:hint="eastAsia"/>
+        </w:rPr>
+        <w:t>DeepSpeed</w:t>
+      </w:r>
+      <w:proofErr w:type="spellEnd"/>
+      <w:r>
+        <w:rPr>
+          <w:rFonts w:hint="eastAsia"/>
+        </w:rPr>
+        <w:t>-MII</w:t>
+      </w:r>
+    </w:p>
+    <w:p>
+      <w:pPr>
+        <w:pStyle w:val="3"/>
+      </w:pPr>
+      <w:proofErr w:type="spellStart"/>
+      <w:r>
+        <w:rPr>
+          <w:rFonts w:hint="eastAsia"/>
+        </w:rPr>
+        <w:t>TensorRT</w:t>
+      </w:r>
+      <w:proofErr w:type="spellEnd"/>
+      <w:r>
+        <w:rPr>
+          <w:rFonts w:hint="eastAsia"/>
+        </w:rPr>
+        <w:t>-LLM</w:t>
+      </w:r>
+    </w:p>
+    <w:p>
+      <w:pPr>
+        <w:pStyle w:val="3"/>
+        <w:rPr>
+          <w:rFonts w:hint="eastAsia"/>
+        </w:rPr>
+      </w:pPr>
+      <w:proofErr w:type="spellStart"/>
+      <w:r>
+        <w:rPr>
+          <w:rFonts w:hint="eastAsia"/>
+        </w:rPr>
+        <w:t>FasterTransformer</w:t>
+      </w:r>
+      <w:proofErr w:type="spellEnd"/>
     </w:p>
     <w:p>
       <w:pPr>
         <w:pStyle w:val="2"/>
-      </w:pPr>
+        <w:rPr>
+          <w:rFonts w:hint="eastAsia"/>
+        </w:rPr>
+      </w:pPr>
+      <w:r>
+        <w:rPr>
+          <w:rFonts w:hint="eastAsia"/>
+        </w:rPr>
+        <w:t>量化推理框架（低比特）</w:t>
+      </w:r>
+    </w:p>
+    <w:p>
+      <w:pPr>
+        <w:ind w:firstLine="420"/>
+      </w:pPr>
+      <w:r>
+        <w:rPr>
+          <w:rFonts w:hint="eastAsia"/>
+        </w:rPr>
+        <w:t>代表：</w:t>
+      </w:r>
+      <w:r>
+        <w:rPr>
+          <w:rFonts w:hint="eastAsia"/>
+        </w:rPr>
+        <w:t>GGUF / GGML</w:t>
+      </w:r>
+      <w:r>
+        <w:rPr>
+          <w:rFonts w:hint="eastAsia"/>
+        </w:rPr>
+        <w:t>（</w:t>
+      </w:r>
+      <w:r>
+        <w:rPr>
+          <w:rFonts w:hint="eastAsia"/>
+        </w:rPr>
+        <w:t>llama.cpp</w:t>
+      </w:r>
+      <w:r>
+        <w:rPr>
+          <w:rFonts w:hint="eastAsia"/>
+        </w:rPr>
+        <w:t>）、</w:t>
+      </w:r>
+      <w:r>
+        <w:rPr>
+          <w:rFonts w:hint="eastAsia"/>
+        </w:rPr>
+        <w:t>AWQ</w:t>
+      </w:r>
+      <w:r>
+        <w:rPr>
+          <w:rFonts w:hint="eastAsia"/>
+        </w:rPr>
+        <w:t>、</w:t>
+      </w:r>
+      <w:r>
+        <w:rPr>
+          <w:rFonts w:hint="eastAsia"/>
+        </w:rPr>
+        <w:t>GPTQ</w:t>
+      </w:r>
+      <w:r>
+        <w:rPr>
+          <w:rFonts w:hint="eastAsia"/>
+        </w:rPr>
+        <w:t>、</w:t>
+      </w:r>
       <w:proofErr w:type="spellStart"/>
       <w:r>
         <w:rPr>
           <w:rFonts w:hint="eastAsia"/>
         </w:rPr>
+        <w:t>TensorRT</w:t>
+      </w:r>
+      <w:proofErr w:type="spellEnd"/>
+      <w:r>
+        <w:rPr>
+          <w:rFonts w:hint="eastAsia"/>
+        </w:rPr>
+        <w:t>-LLM</w:t>
+      </w:r>
+    </w:p>
+    <w:p>
+      <w:pPr>
+        <w:ind w:firstLine="420"/>
+        <w:rPr>
+          <w:rFonts w:hint="eastAsia"/>
+        </w:rPr>
+      </w:pPr>
+      <w:r>
+        <w:rPr>
+          <w:rFonts w:hint="eastAsia"/>
+        </w:rPr>
+        <w:t>原理：</w:t>
+      </w:r>
+    </w:p>
+    <w:p>
+      <w:pPr>
+        <w:ind w:firstLine="420"/>
+        <w:rPr>
+          <w:rFonts w:hint="eastAsia"/>
+        </w:rPr>
+      </w:pPr>
+      <w:r>
+        <w:rPr>
+          <w:rFonts w:hint="eastAsia"/>
+        </w:rPr>
+        <w:lastRenderedPageBreak/>
+        <w:t xml:space="preserve">- </w:t>
+      </w:r>
+      <w:r>
+        <w:rPr>
+          <w:rFonts w:hint="eastAsia"/>
+        </w:rPr>
+        <w:t xml:space="preserve">FP16 </w:t>
+      </w:r>
+      <w:r>
+        <w:rPr>
+          <w:rFonts w:hint="eastAsia"/>
+        </w:rPr>
+        <w:t>→</w:t>
+      </w:r>
+      <w:r>
+        <w:rPr>
+          <w:rFonts w:hint="eastAsia"/>
+        </w:rPr>
+        <w:t xml:space="preserve"> INT8 / INT4 / FP4</w:t>
+      </w:r>
+    </w:p>
+    <w:p>
+      <w:pPr>
+        <w:ind w:firstLine="420"/>
+        <w:rPr>
+          <w:rFonts w:hint="eastAsia"/>
+        </w:rPr>
+      </w:pPr>
+      <w:r>
+        <w:rPr>
+          <w:rFonts w:hint="eastAsia"/>
+        </w:rPr>
+        <w:t xml:space="preserve">- </w:t>
+      </w:r>
+      <w:r>
+        <w:rPr>
+          <w:rFonts w:hint="eastAsia"/>
+        </w:rPr>
+        <w:t>模型体积</w:t>
+      </w:r>
+      <w:r>
+        <w:rPr>
+          <w:rFonts w:hint="eastAsia"/>
+        </w:rPr>
+        <w:t xml:space="preserve"> </w:t>
+      </w:r>
+      <w:r>
+        <w:rPr>
+          <w:rFonts w:hint="eastAsia"/>
+        </w:rPr>
+        <w:t>↓，显存占用</w:t>
+      </w:r>
+      <w:r>
+        <w:rPr>
+          <w:rFonts w:hint="eastAsia"/>
+        </w:rPr>
+        <w:t xml:space="preserve"> </w:t>
+      </w:r>
+      <w:r>
+        <w:rPr>
+          <w:rFonts w:hint="eastAsia"/>
+        </w:rPr>
+        <w:t>↓，速度</w:t>
+      </w:r>
+      <w:r>
+        <w:rPr>
+          <w:rFonts w:hint="eastAsia"/>
+        </w:rPr>
+        <w:t xml:space="preserve"> </w:t>
+      </w:r>
+      <w:r>
+        <w:rPr>
+          <w:rFonts w:hint="eastAsia"/>
+        </w:rPr>
+        <w:t>↑</w:t>
+      </w:r>
+    </w:p>
+    <w:p>
+      <w:pPr>
+        <w:ind w:firstLine="420"/>
+        <w:rPr>
+          <w:rFonts w:hint="eastAsia"/>
+        </w:rPr>
+      </w:pPr>
+      <w:r>
+        <w:rPr>
+          <w:rFonts w:hint="eastAsia"/>
+        </w:rPr>
+        <w:t xml:space="preserve">- </w:t>
+      </w:r>
+      <w:r>
+        <w:rPr>
+          <w:rFonts w:hint="eastAsia"/>
+        </w:rPr>
+        <w:t>配合量化</w:t>
+      </w:r>
+      <w:r>
+        <w:rPr>
+          <w:rFonts w:hint="eastAsia"/>
+        </w:rPr>
+        <w:t xml:space="preserve"> kernel </w:t>
+      </w:r>
+      <w:r>
+        <w:rPr>
+          <w:rFonts w:hint="eastAsia"/>
+        </w:rPr>
+        <w:t>保证精度</w:t>
+      </w:r>
+    </w:p>
+    <w:p>
+      <w:pPr>
+        <w:ind w:firstLine="420"/>
+      </w:pPr>
+      <w:r>
+        <w:rPr>
+          <w:rFonts w:hint="eastAsia"/>
+        </w:rPr>
+        <w:t xml:space="preserve">llama.cpp </w:t>
+      </w:r>
+      <w:r>
+        <w:rPr>
+          <w:rFonts w:hint="eastAsia"/>
+        </w:rPr>
+        <w:t>是</w:t>
+      </w:r>
+      <w:r>
+        <w:rPr>
+          <w:rFonts w:hint="eastAsia"/>
+        </w:rPr>
+        <w:t xml:space="preserve"> CPU / </w:t>
+      </w:r>
+      <w:r>
+        <w:rPr>
+          <w:rFonts w:hint="eastAsia"/>
+        </w:rPr>
+        <w:t>移动端标杆。</w:t>
+      </w:r>
+    </w:p>
+    <w:p>
+      <w:pPr>
+        <w:pStyle w:val="3"/>
+      </w:pPr>
+      <w:r>
+        <w:rPr>
+          <w:rFonts w:hint="eastAsia"/>
+        </w:rPr>
+        <w:t>GGUF / GGML</w:t>
+      </w:r>
+      <w:r>
+        <w:rPr>
+          <w:rFonts w:hint="eastAsia"/>
+        </w:rPr>
+        <w:t>（</w:t>
+      </w:r>
+      <w:r>
+        <w:rPr>
+          <w:rFonts w:hint="eastAsia"/>
+        </w:rPr>
+        <w:t>llama.cpp</w:t>
+      </w:r>
+      <w:r>
+        <w:rPr>
+          <w:rFonts w:hint="eastAsia"/>
+        </w:rPr>
+        <w:t>）</w:t>
+      </w:r>
+    </w:p>
+    <w:p>
+      <w:pPr>
+        <w:pStyle w:val="3"/>
+      </w:pPr>
+      <w:r>
+        <w:rPr>
+          <w:rFonts w:hint="eastAsia"/>
+        </w:rPr>
+        <w:t>AWQ</w:t>
+      </w:r>
+    </w:p>
+    <w:p>
+      <w:pPr>
+        <w:pStyle w:val="3"/>
+      </w:pPr>
+      <w:r>
+        <w:rPr>
+          <w:rFonts w:hint="eastAsia"/>
+        </w:rPr>
+        <w:t>GPTQ</w:t>
+      </w:r>
+    </w:p>
+    <w:p>
+      <w:pPr>
+        <w:pStyle w:val="3"/>
+        <w:rPr>
+          <w:rFonts w:hint="eastAsia"/>
+        </w:rPr>
+      </w:pPr>
+      <w:proofErr w:type="spellStart"/>
+      <w:r>
+        <w:rPr>
+          <w:rFonts w:hint="eastAsia"/>
+        </w:rPr>
+        <w:t>TensorRT</w:t>
+      </w:r>
+      <w:proofErr w:type="spellEnd"/>
+      <w:r>
+        <w:rPr>
+          <w:rFonts w:hint="eastAsia"/>
+        </w:rPr>
+        <w:t>-LLM</w:t>
+      </w:r>
+    </w:p>
+    <w:p>
+      <w:pPr>
+        <w:pStyle w:val="2"/>
+        <w:rPr>
+          <w:rFonts w:hint="eastAsia"/>
+        </w:rPr>
+      </w:pPr>
+      <w:r>
+        <w:rPr>
+          <w:rFonts w:hint="eastAsia"/>
+        </w:rPr>
+        <w:t>后端优化</w:t>
+      </w:r>
+      <w:r>
+        <w:rPr>
+          <w:rFonts w:hint="eastAsia"/>
+        </w:rPr>
+        <w:t xml:space="preserve"> + </w:t>
+      </w:r>
+      <w:r>
+        <w:rPr>
+          <w:rFonts w:hint="eastAsia"/>
+        </w:rPr>
+        <w:t>算子融合框架（硬核加速）</w:t>
+      </w:r>
+    </w:p>
+    <w:p>
+      <w:pPr>
+        <w:ind w:firstLine="420"/>
+      </w:pPr>
+      <w:r>
+        <w:rPr>
+          <w:rFonts w:hint="eastAsia"/>
+        </w:rPr>
+        <w:t>代表：</w:t>
+      </w:r>
+      <w:proofErr w:type="spellStart"/>
+      <w:r>
+        <w:rPr>
+          <w:rFonts w:hint="eastAsia"/>
+        </w:rPr>
+        <w:t>TensorRT</w:t>
+      </w:r>
+      <w:proofErr w:type="spellEnd"/>
+      <w:r>
+        <w:rPr>
+          <w:rFonts w:hint="eastAsia"/>
+        </w:rPr>
+        <w:t>-LLM</w:t>
+      </w:r>
+      <w:r>
+        <w:rPr>
+          <w:rFonts w:hint="eastAsia"/>
+        </w:rPr>
+        <w:t>、</w:t>
+      </w:r>
+      <w:r>
+        <w:rPr>
+          <w:rFonts w:hint="eastAsia"/>
+        </w:rPr>
+        <w:t>ONNX Runtime</w:t>
+      </w:r>
+      <w:r>
+        <w:rPr>
+          <w:rFonts w:hint="eastAsia"/>
+        </w:rPr>
+        <w:t>、</w:t>
+      </w:r>
+      <w:proofErr w:type="spellStart"/>
+      <w:r>
+        <w:rPr>
+          <w:rFonts w:hint="eastAsia"/>
+        </w:rPr>
+        <w:t>TorchDynamo</w:t>
+      </w:r>
+      <w:proofErr w:type="spellEnd"/>
+    </w:p>
+    <w:p>
+      <w:pPr>
+        <w:ind w:firstLine="420"/>
+        <w:rPr>
+          <w:rFonts w:hint="eastAsia"/>
+        </w:rPr>
+      </w:pPr>
+      <w:r>
+        <w:rPr>
+          <w:rFonts w:hint="eastAsia"/>
+        </w:rPr>
+        <w:t>原理：</w:t>
+      </w:r>
+    </w:p>
+    <w:p>
+      <w:pPr>
+        <w:ind w:firstLine="420"/>
+        <w:rPr>
+          <w:rFonts w:hint="eastAsia"/>
+        </w:rPr>
+      </w:pPr>
+      <w:r>
+        <w:rPr>
+          <w:rFonts w:hint="eastAsia"/>
+        </w:rPr>
+        <w:t xml:space="preserve">- </w:t>
+      </w:r>
+      <w:r>
+        <w:rPr>
+          <w:rFonts w:hint="eastAsia"/>
+        </w:rPr>
+        <w:t>把多层算子融合成一个</w:t>
+      </w:r>
+      <w:r>
+        <w:rPr>
+          <w:rFonts w:hint="eastAsia"/>
+        </w:rPr>
+        <w:t xml:space="preserve"> kernel</w:t>
+      </w:r>
+    </w:p>
+    <w:p>
+      <w:pPr>
+        <w:ind w:firstLine="420"/>
+        <w:rPr>
+          <w:rFonts w:hint="eastAsia"/>
+        </w:rPr>
+      </w:pPr>
+      <w:r>
+        <w:rPr>
+          <w:rFonts w:hint="eastAsia"/>
+        </w:rPr>
+        <w:t xml:space="preserve">- </w:t>
+      </w:r>
+      <w:r>
+        <w:rPr>
+          <w:rFonts w:hint="eastAsia"/>
+        </w:rPr>
+        <w:t>减少显存读写</w:t>
+      </w:r>
+    </w:p>
+    <w:p>
+      <w:pPr>
+        <w:ind w:firstLine="420"/>
+        <w:rPr>
+          <w:rFonts w:hint="eastAsia"/>
+        </w:rPr>
+      </w:pPr>
+      <w:r>
+        <w:rPr>
+          <w:rFonts w:hint="eastAsia"/>
+        </w:rPr>
+        <w:t xml:space="preserve">- </w:t>
+      </w:r>
+      <w:r>
+        <w:rPr>
+          <w:rFonts w:hint="eastAsia"/>
+        </w:rPr>
+        <w:t>使用硬件底层优化（</w:t>
+      </w:r>
+      <w:r>
+        <w:rPr>
+          <w:rFonts w:hint="eastAsia"/>
+        </w:rPr>
+        <w:t>CUDA</w:t>
+      </w:r>
+      <w:r>
+        <w:rPr>
+          <w:rFonts w:hint="eastAsia"/>
+        </w:rPr>
+        <w:t>、</w:t>
+      </w:r>
+      <w:r>
+        <w:rPr>
+          <w:rFonts w:hint="eastAsia"/>
+        </w:rPr>
+        <w:t>CUTLASS</w:t>
+      </w:r>
+      <w:r>
+        <w:rPr>
+          <w:rFonts w:hint="eastAsia"/>
+        </w:rPr>
+        <w:t>、</w:t>
+      </w:r>
+      <w:r>
+        <w:rPr>
+          <w:rFonts w:hint="eastAsia"/>
+        </w:rPr>
+        <w:t xml:space="preserve">Warp </w:t>
+      </w:r>
+      <w:r>
+        <w:rPr>
+          <w:rFonts w:hint="eastAsia"/>
+        </w:rPr>
+        <w:t>调度）</w:t>
+      </w:r>
+    </w:p>
+    <w:p>
+      <w:pPr>
+        <w:ind w:firstLine="420"/>
+        <w:rPr>
+          <w:rFonts w:hint="eastAsia"/>
+        </w:rPr>
+      </w:pPr>
+      <w:r>
+        <w:rPr>
+          <w:rFonts w:hint="eastAsia"/>
+        </w:rPr>
+        <w:t xml:space="preserve">- </w:t>
+      </w:r>
+      <w:r>
+        <w:rPr>
+          <w:rFonts w:hint="eastAsia"/>
+        </w:rPr>
+        <w:t>专门优化</w:t>
+      </w:r>
+      <w:r>
+        <w:rPr>
+          <w:rFonts w:hint="eastAsia"/>
+        </w:rPr>
+        <w:t xml:space="preserve"> Attention</w:t>
+      </w:r>
+      <w:r>
+        <w:rPr>
+          <w:rFonts w:hint="eastAsia"/>
+        </w:rPr>
+        <w:t>、</w:t>
+      </w:r>
+      <w:r>
+        <w:rPr>
+          <w:rFonts w:hint="eastAsia"/>
+        </w:rPr>
+        <w:t>Norm</w:t>
+      </w:r>
+      <w:r>
+        <w:rPr>
+          <w:rFonts w:hint="eastAsia"/>
+        </w:rPr>
+        <w:t>、</w:t>
+      </w:r>
+      <w:r>
+        <w:rPr>
+          <w:rFonts w:hint="eastAsia"/>
+        </w:rPr>
+        <w:t xml:space="preserve">GELU </w:t>
+      </w:r>
+      <w:r>
+        <w:rPr>
+          <w:rFonts w:hint="eastAsia"/>
+        </w:rPr>
+        <w:t>等</w:t>
+      </w:r>
+    </w:p>
+    <w:p>
+      <w:pPr>
+        <w:ind w:firstLine="420"/>
+      </w:pPr>
+      <w:r>
+        <w:rPr>
+          <w:rFonts w:hint="eastAsia"/>
+        </w:rPr>
+        <w:t>速度提升非常暴力。</w:t>
+      </w:r>
+    </w:p>
+    <w:p>
+      <w:pPr>
+        <w:pStyle w:val="3"/>
+      </w:pPr>
+      <w:proofErr w:type="spellStart"/>
+      <w:r>
+        <w:rPr>
+          <w:rFonts w:hint="eastAsia"/>
+        </w:rPr>
+        <w:t>TensorRT</w:t>
+      </w:r>
+      <w:proofErr w:type="spellEnd"/>
+      <w:r>
+        <w:rPr>
+          <w:rFonts w:hint="eastAsia"/>
+        </w:rPr>
+        <w:t>-LLM</w:t>
+      </w:r>
+    </w:p>
+    <w:p>
+      <w:pPr>
+        <w:pStyle w:val="3"/>
+      </w:pPr>
+      <w:r>
+        <w:rPr>
+          <w:rFonts w:hint="eastAsia"/>
+        </w:rPr>
+        <w:t>ONNX Runtime</w:t>
+      </w:r>
+    </w:p>
+    <w:p>
+      <w:pPr>
+        <w:pStyle w:val="3"/>
+        <w:rPr>
+          <w:rFonts w:hint="eastAsia"/>
+        </w:rPr>
+      </w:pPr>
+      <w:proofErr w:type="spellStart"/>
+      <w:r>
+        <w:rPr>
+          <w:rFonts w:hint="eastAsia"/>
+        </w:rPr>
+        <w:t>TorchDynamo</w:t>
+      </w:r>
+      <w:proofErr w:type="spellEnd"/>
+    </w:p>
+    <w:p>
+      <w:pPr>
+        <w:pStyle w:val="2"/>
+        <w:rPr>
+          <w:rFonts w:hint="eastAsia"/>
+        </w:rPr>
+      </w:pPr>
+      <w:r>
+        <w:rPr>
+          <w:rFonts w:hint="eastAsia"/>
+        </w:rPr>
+        <w:t>服务化推理框架（面向部署）</w:t>
+      </w:r>
+    </w:p>
+    <w:p>
+      <w:pPr>
+        <w:ind w:firstLine="420"/>
+      </w:pPr>
+      <w:r>
+        <w:rPr>
+          <w:rFonts w:hint="eastAsia"/>
+        </w:rPr>
+        <w:t>代表：</w:t>
+      </w:r>
+      <w:r>
+        <w:rPr>
+          <w:rFonts w:hint="eastAsia"/>
+        </w:rPr>
+        <w:t>TGI</w:t>
+      </w:r>
+      <w:r>
+        <w:rPr>
+          <w:rFonts w:hint="eastAsia"/>
+        </w:rPr>
+        <w:t>、</w:t>
+      </w:r>
+      <w:proofErr w:type="spellStart"/>
+      <w:r>
+        <w:rPr>
+          <w:rFonts w:hint="eastAsia"/>
+        </w:rPr>
         <w:t>vLLM</w:t>
       </w:r>
       <w:proofErr w:type="spellEnd"/>
+      <w:r>
+        <w:rPr>
+          <w:rFonts w:hint="eastAsia"/>
+        </w:rPr>
+        <w:t>、</w:t>
+      </w:r>
+      <w:r>
+        <w:rPr>
+          <w:rFonts w:hint="eastAsia"/>
+        </w:rPr>
+        <w:t>SageMaker</w:t>
+      </w:r>
+      <w:r>
+        <w:rPr>
+          <w:rFonts w:hint="eastAsia"/>
+        </w:rPr>
+        <w:t>、</w:t>
+      </w:r>
+      <w:proofErr w:type="spellStart"/>
+      <w:r>
+        <w:rPr>
+          <w:rFonts w:hint="eastAsia"/>
+        </w:rPr>
+        <w:t>TorchServe</w:t>
+      </w:r>
+      <w:proofErr w:type="spellEnd"/>
+    </w:p>
+    <w:p>
+      <w:pPr>
+        <w:ind w:firstLine="420"/>
+        <w:rPr>
+          <w:rFonts w:hint="eastAsia"/>
+        </w:rPr>
+      </w:pPr>
+      <w:r>
+        <w:rPr>
+          <w:rFonts w:hint="eastAsia"/>
+        </w:rPr>
+        <w:t>原理：</w:t>
+      </w:r>
+    </w:p>
+    <w:p>
+      <w:pPr>
+        <w:ind w:firstLine="420"/>
+        <w:rPr>
+          <w:rFonts w:hint="eastAsia"/>
+        </w:rPr>
+      </w:pPr>
+      <w:r>
+        <w:rPr>
+          <w:rFonts w:hint="eastAsia"/>
+        </w:rPr>
+        <w:t xml:space="preserve">- </w:t>
+      </w:r>
+      <w:r>
+        <w:rPr>
+          <w:rFonts w:hint="eastAsia"/>
+        </w:rPr>
+        <w:t>封装</w:t>
+      </w:r>
+      <w:r>
+        <w:rPr>
+          <w:rFonts w:hint="eastAsia"/>
+        </w:rPr>
+        <w:t xml:space="preserve"> HTTP /</w:t>
+      </w:r>
+      <w:proofErr w:type="spellStart"/>
+      <w:r>
+        <w:rPr>
+          <w:rFonts w:hint="eastAsia"/>
+        </w:rPr>
+        <w:t>gRPC</w:t>
+      </w:r>
+      <w:proofErr w:type="spellEnd"/>
+      <w:r>
+        <w:rPr>
+          <w:rFonts w:hint="eastAsia"/>
+        </w:rPr>
+        <w:t xml:space="preserve"> </w:t>
+      </w:r>
+      <w:r>
+        <w:rPr>
+          <w:rFonts w:hint="eastAsia"/>
+        </w:rPr>
+        <w:t>接口</w:t>
+      </w:r>
+    </w:p>
+    <w:p>
+      <w:pPr>
+        <w:ind w:firstLine="420"/>
+        <w:rPr>
+          <w:rFonts w:hint="eastAsia"/>
+        </w:rPr>
+      </w:pPr>
+      <w:r>
+        <w:rPr>
+          <w:rFonts w:hint="eastAsia"/>
+        </w:rPr>
+        <w:t xml:space="preserve">- </w:t>
+      </w:r>
+      <w:r>
+        <w:rPr>
+          <w:rFonts w:hint="eastAsia"/>
+        </w:rPr>
+        <w:t>限流、排队、超时、流式输出</w:t>
+      </w:r>
+    </w:p>
+    <w:p>
+      <w:pPr>
+        <w:ind w:firstLine="420"/>
+        <w:rPr>
+          <w:rFonts w:hint="eastAsia"/>
+        </w:rPr>
+      </w:pPr>
+      <w:r>
+        <w:rPr>
+          <w:rFonts w:hint="eastAsia"/>
+        </w:rPr>
+        <w:t xml:space="preserve">- </w:t>
+      </w:r>
+      <w:r>
+        <w:rPr>
+          <w:rFonts w:hint="eastAsia"/>
+        </w:rPr>
+        <w:t>多实例负载均衡</w:t>
+      </w:r>
+    </w:p>
+    <w:p>
+      <w:pPr>
+        <w:ind w:firstLine="420"/>
+      </w:pPr>
+      <w:r>
+        <w:rPr>
+          <w:rFonts w:hint="eastAsia"/>
+        </w:rPr>
+        <w:t xml:space="preserve">- </w:t>
+      </w:r>
+      <w:r>
+        <w:rPr>
+          <w:rFonts w:hint="eastAsia"/>
+        </w:rPr>
+        <w:t>对接云原生</w:t>
+      </w:r>
+    </w:p>
+    <w:p>
+      <w:pPr>
+        <w:pStyle w:val="3"/>
+      </w:pPr>
+      <w:r>
+        <w:rPr>
+          <w:rFonts w:hint="eastAsia"/>
+        </w:rPr>
+        <w:lastRenderedPageBreak/>
+        <w:t>TGI</w:t>
+      </w:r>
+    </w:p>
+    <w:p>
+      <w:pPr>
+        <w:pStyle w:val="3"/>
+      </w:pPr>
+      <w:proofErr w:type="spellStart"/>
+      <w:r>
+        <w:rPr>
+          <w:rFonts w:hint="eastAsia"/>
+        </w:rPr>
+        <w:t>vLLM</w:t>
+      </w:r>
+      <w:proofErr w:type="spellEnd"/>
+    </w:p>
+    <w:p>
+      <w:pPr>
+        <w:pStyle w:val="3"/>
+      </w:pPr>
+      <w:r>
+        <w:rPr>
+          <w:rFonts w:hint="eastAsia"/>
+        </w:rPr>
+        <w:t>SageMaker</w:t>
+      </w:r>
+    </w:p>
+    <w:p>
+      <w:pPr>
+        <w:pStyle w:val="3"/>
+        <w:rPr>
+          <w:rFonts w:hint="eastAsia"/>
+        </w:rPr>
+      </w:pPr>
+      <w:proofErr w:type="spellStart"/>
+      <w:r>
+        <w:rPr>
+          <w:rFonts w:hint="eastAsia"/>
+        </w:rPr>
+        <w:t>TorchServe</w:t>
+      </w:r>
+      <w:proofErr w:type="spellEnd"/>
+    </w:p>
+    <w:p>
+      <w:pPr>
+        <w:pStyle w:val="1"/>
+      </w:pPr>
+      <w:r>
+        <w:rPr>
+          <w:rFonts w:hint="eastAsia"/>
+        </w:rPr>
+        <w:t>框架</w:t>
+      </w:r>
+    </w:p>
+    <w:p>
+      <w:pPr>
+        <w:rPr>
+          <w:rFonts w:hint="eastAsia"/>
+          <w:b/>
+          <w:bCs/>
+        </w:rPr>
+      </w:pPr>
+      <w:r>
+        <w:tab/>
+      </w:r>
+      <w:r>
+        <w:rPr>
+          <w:rFonts w:hint="eastAsia"/>
+          <w:b/>
+          <w:bCs/>
+        </w:rPr>
+        <w:t>专注高吞吐、长上下文</w:t>
+      </w:r>
+    </w:p>
+    <w:p>
+      <w:pPr>
+        <w:ind w:firstLine="420"/>
+      </w:pPr>
+      <w:r>
+        <w:rPr>
+          <w:rFonts w:hint="eastAsia"/>
+        </w:rPr>
+        <w:t xml:space="preserve">- </w:t>
+      </w:r>
+      <w:proofErr w:type="spellStart"/>
+      <w:r>
+        <w:t>vLLM</w:t>
+      </w:r>
+      <w:proofErr w:type="spellEnd"/>
+    </w:p>
+    <w:p>
+      <w:pPr>
+        <w:ind w:firstLine="420"/>
+        <w:rPr>
+          <w:rFonts w:hint="eastAsia"/>
+        </w:rPr>
+      </w:pPr>
+      <w:r>
+        <w:rPr>
+          <w:rFonts w:hint="eastAsia"/>
+        </w:rPr>
+        <w:t>→</w:t>
+      </w:r>
+      <w:r>
+        <w:rPr>
+          <w:rFonts w:hint="eastAsia"/>
+        </w:rPr>
+        <w:t xml:space="preserve"> Continuous Batching + </w:t>
+      </w:r>
+      <w:proofErr w:type="spellStart"/>
+      <w:r>
+        <w:rPr>
+          <w:rFonts w:hint="eastAsia"/>
+        </w:rPr>
+        <w:t>PagedAttention</w:t>
+      </w:r>
+      <w:proofErr w:type="spellEnd"/>
+    </w:p>
+    <w:p>
+      <w:pPr>
+        <w:ind w:firstLine="420"/>
+        <w:rPr>
+          <w:rFonts w:hint="eastAsia"/>
+        </w:rPr>
+      </w:pPr>
+      <w:r>
+        <w:rPr>
+          <w:rFonts w:hint="eastAsia"/>
+        </w:rPr>
+        <w:t>→</w:t>
+      </w:r>
+      <w:r>
+        <w:rPr>
+          <w:rFonts w:hint="eastAsia"/>
+        </w:rPr>
+        <w:t xml:space="preserve"> </w:t>
+      </w:r>
+      <w:r>
+        <w:rPr>
+          <w:rFonts w:hint="eastAsia"/>
+        </w:rPr>
+        <w:t>目前最火、工业界标配</w:t>
+      </w:r>
+    </w:p>
+    <w:p>
+      <w:pPr>
+        <w:ind w:firstLine="420"/>
+        <w:rPr>
+          <w:rFonts w:hint="eastAsia"/>
+          <w:b/>
+          <w:bCs/>
+        </w:rPr>
+      </w:pPr>
+      <w:r>
+        <w:rPr>
+          <w:rFonts w:hint="eastAsia"/>
+          <w:b/>
+          <w:bCs/>
+        </w:rPr>
+        <w:t>专注极致低延迟、高</w:t>
+      </w:r>
+      <w:r>
+        <w:rPr>
+          <w:rFonts w:hint="eastAsia"/>
+          <w:b/>
+          <w:bCs/>
+        </w:rPr>
+        <w:t xml:space="preserve"> FPS</w:t>
+      </w:r>
+    </w:p>
+    <w:p>
+      <w:pPr>
+        <w:ind w:firstLine="420"/>
+      </w:pPr>
+      <w:r>
+        <w:rPr>
+          <w:rFonts w:hint="eastAsia"/>
+        </w:rPr>
+        <w:t xml:space="preserve">- </w:t>
+      </w:r>
+      <w:proofErr w:type="spellStart"/>
+      <w:r>
+        <w:t>TensorRT</w:t>
+      </w:r>
+      <w:proofErr w:type="spellEnd"/>
+      <w:r>
+        <w:t>-LLM</w:t>
+      </w:r>
+    </w:p>
+    <w:p>
+      <w:pPr>
+        <w:ind w:firstLine="420"/>
+        <w:rPr>
+          <w:rFonts w:hint="eastAsia"/>
+        </w:rPr>
+      </w:pPr>
+      <w:r>
+        <w:rPr>
+          <w:rFonts w:hint="eastAsia"/>
+        </w:rPr>
+        <w:t>→</w:t>
+      </w:r>
+      <w:r>
+        <w:rPr>
+          <w:rFonts w:hint="eastAsia"/>
+        </w:rPr>
+        <w:t xml:space="preserve"> NVIDIA </w:t>
+      </w:r>
+      <w:r>
+        <w:rPr>
+          <w:rFonts w:hint="eastAsia"/>
+        </w:rPr>
+        <w:t>亲儿子，算子优化拉满</w:t>
+      </w:r>
+    </w:p>
+    <w:p>
+      <w:pPr>
+        <w:ind w:firstLine="420"/>
+        <w:rPr>
+          <w:rFonts w:hint="eastAsia"/>
+        </w:rPr>
+      </w:pPr>
+      <w:r>
+        <w:rPr>
+          <w:rFonts w:hint="eastAsia"/>
+        </w:rPr>
+        <w:t>→</w:t>
+      </w:r>
+      <w:r>
+        <w:rPr>
+          <w:rFonts w:hint="eastAsia"/>
+        </w:rPr>
+        <w:t xml:space="preserve"> </w:t>
+      </w:r>
+      <w:r>
+        <w:rPr>
+          <w:rFonts w:hint="eastAsia"/>
+        </w:rPr>
+        <w:t>适合对延迟敏感的场景</w:t>
+      </w:r>
+    </w:p>
+    <w:p>
+      <w:pPr>
+        <w:ind w:firstLine="420"/>
+        <w:rPr>
+          <w:rFonts w:hint="eastAsia"/>
+          <w:b/>
+          <w:bCs/>
+        </w:rPr>
+      </w:pPr>
+      <w:r>
+        <w:rPr>
+          <w:rFonts w:hint="eastAsia"/>
+          <w:b/>
+          <w:bCs/>
+        </w:rPr>
+        <w:t>专注开源、轻量、</w:t>
+      </w:r>
+      <w:r>
+        <w:rPr>
+          <w:rFonts w:hint="eastAsia"/>
+          <w:b/>
+          <w:bCs/>
+        </w:rPr>
+        <w:t xml:space="preserve">CPU / </w:t>
+      </w:r>
+      <w:r>
+        <w:rPr>
+          <w:rFonts w:hint="eastAsia"/>
+          <w:b/>
+          <w:bCs/>
+        </w:rPr>
+        <w:t>移动端</w:t>
+      </w:r>
+    </w:p>
+    <w:p>
+      <w:pPr>
+        <w:ind w:firstLine="420"/>
+      </w:pPr>
+      <w:r>
+        <w:rPr>
+          <w:rFonts w:hint="eastAsia"/>
+        </w:rPr>
+        <w:t xml:space="preserve">- </w:t>
+      </w:r>
+      <w:r>
+        <w:t>llama.cpp</w:t>
+      </w:r>
+    </w:p>
+    <w:p>
+      <w:pPr>
+        <w:ind w:firstLine="420"/>
+        <w:rPr>
+          <w:rFonts w:hint="eastAsia"/>
+        </w:rPr>
+      </w:pPr>
+      <w:r>
+        <w:rPr>
+          <w:rFonts w:hint="eastAsia"/>
+        </w:rPr>
+        <w:t>→</w:t>
+      </w:r>
+      <w:r>
+        <w:rPr>
+          <w:rFonts w:hint="eastAsia"/>
+        </w:rPr>
+        <w:t xml:space="preserve"> GGUF </w:t>
+      </w:r>
+      <w:r>
+        <w:rPr>
+          <w:rFonts w:hint="eastAsia"/>
+        </w:rPr>
+        <w:t>量化</w:t>
+      </w:r>
+    </w:p>
+    <w:p>
+      <w:pPr>
+        <w:ind w:firstLine="420"/>
+        <w:rPr>
+          <w:rFonts w:hint="eastAsia"/>
+        </w:rPr>
+      </w:pPr>
+      <w:r>
+        <w:rPr>
+          <w:rFonts w:hint="eastAsia"/>
+        </w:rPr>
+        <w:t>→</w:t>
+      </w:r>
+      <w:r>
+        <w:rPr>
+          <w:rFonts w:hint="eastAsia"/>
+        </w:rPr>
+        <w:t xml:space="preserve"> </w:t>
+      </w:r>
+      <w:r>
+        <w:rPr>
+          <w:rFonts w:hint="eastAsia"/>
+        </w:rPr>
+        <w:t>纯</w:t>
+      </w:r>
+      <w:r>
+        <w:rPr>
+          <w:rFonts w:hint="eastAsia"/>
+        </w:rPr>
+        <w:t xml:space="preserve"> C++</w:t>
+      </w:r>
+      <w:r>
+        <w:rPr>
+          <w:rFonts w:hint="eastAsia"/>
+        </w:rPr>
+        <w:t>，无依赖，极快</w:t>
+      </w:r>
+    </w:p>
+    <w:p>
+      <w:pPr>
+        <w:ind w:firstLine="420"/>
+        <w:rPr>
+          <w:rFonts w:hint="eastAsia"/>
+          <w:b/>
+          <w:bCs/>
+        </w:rPr>
+      </w:pPr>
+      <w:r>
+        <w:rPr>
+          <w:rFonts w:hint="eastAsia"/>
+          <w:b/>
+          <w:bCs/>
+        </w:rPr>
+        <w:t>专注服务化、生产环境</w:t>
+      </w:r>
+    </w:p>
+    <w:p>
+      <w:pPr>
+        <w:ind w:firstLine="420"/>
+      </w:pPr>
+      <w:r>
+        <w:rPr>
+          <w:rFonts w:hint="eastAsia"/>
+        </w:rPr>
+        <w:t xml:space="preserve">- </w:t>
+      </w:r>
+      <w:r>
+        <w:t>TGI (Text Generation Inference)</w:t>
+      </w:r>
+    </w:p>
+    <w:p>
+      <w:pPr>
+        <w:ind w:firstLine="420"/>
+        <w:rPr>
+          <w:rFonts w:hint="eastAsia"/>
+        </w:rPr>
+      </w:pPr>
+      <w:r>
+        <w:rPr>
+          <w:rFonts w:hint="eastAsia"/>
+        </w:rPr>
+        <w:t>→</w:t>
+      </w:r>
+      <w:r>
+        <w:rPr>
+          <w:rFonts w:hint="eastAsia"/>
+        </w:rPr>
+        <w:t xml:space="preserve"> </w:t>
+      </w:r>
+      <w:proofErr w:type="spellStart"/>
+      <w:r>
+        <w:rPr>
+          <w:rFonts w:hint="eastAsia"/>
+        </w:rPr>
+        <w:t>HuggingFace</w:t>
+      </w:r>
+      <w:proofErr w:type="spellEnd"/>
+      <w:r>
+        <w:rPr>
+          <w:rFonts w:hint="eastAsia"/>
+        </w:rPr>
+        <w:t xml:space="preserve"> </w:t>
+      </w:r>
+      <w:r>
+        <w:rPr>
+          <w:rFonts w:hint="eastAsia"/>
+        </w:rPr>
+        <w:t>官方</w:t>
+      </w:r>
+    </w:p>
+    <w:p>
+      <w:pPr>
+        <w:ind w:firstLine="420"/>
+        <w:rPr>
+          <w:rFonts w:hint="eastAsia"/>
+        </w:rPr>
+      </w:pPr>
+      <w:r>
+        <w:rPr>
+          <w:rFonts w:hint="eastAsia"/>
+        </w:rPr>
+        <w:t>→</w:t>
+      </w:r>
+      <w:r>
+        <w:rPr>
+          <w:rFonts w:hint="eastAsia"/>
+        </w:rPr>
+        <w:t xml:space="preserve"> </w:t>
+      </w:r>
+      <w:r>
+        <w:rPr>
+          <w:rFonts w:hint="eastAsia"/>
+        </w:rPr>
+        <w:t>流式生成、分布式、热加载</w:t>
+      </w:r>
+    </w:p>
+    <w:p>
+      <w:pPr>
+        <w:ind w:firstLine="420"/>
+        <w:rPr>
+          <w:rFonts w:hint="eastAsia"/>
+          <w:b/>
+          <w:bCs/>
+        </w:rPr>
+      </w:pPr>
+      <w:r>
+        <w:rPr>
+          <w:rFonts w:hint="eastAsia"/>
+          <w:b/>
+          <w:bCs/>
+        </w:rPr>
+        <w:t>专注超大模型多卡</w:t>
+      </w:r>
+    </w:p>
+    <w:p>
+      <w:pPr>
+        <w:ind w:firstLine="420"/>
+      </w:pPr>
+      <w:r>
+        <w:rPr>
+          <w:rFonts w:hint="eastAsia"/>
+        </w:rPr>
+        <w:t xml:space="preserve">- </w:t>
+      </w:r>
+      <w:proofErr w:type="spellStart"/>
+      <w:r>
+        <w:t>DeepSpeed</w:t>
+      </w:r>
+      <w:proofErr w:type="spellEnd"/>
+      <w:r>
+        <w:t>-MII</w:t>
+      </w:r>
+    </w:p>
+    <w:p>
+      <w:pPr>
+        <w:ind w:firstLine="420"/>
+        <w:rPr>
+          <w:rFonts w:hint="eastAsia"/>
+        </w:rPr>
+      </w:pPr>
+      <w:r>
+        <w:rPr>
+          <w:rFonts w:hint="eastAsia"/>
+        </w:rPr>
+        <w:t xml:space="preserve">- </w:t>
+      </w:r>
+      <w:proofErr w:type="spellStart"/>
+      <w:r>
+        <w:t>FasterTransformer</w:t>
+      </w:r>
+      <w:proofErr w:type="spellEnd"/>
     </w:p>
     <w:p>
       <w:pPr>
         <w:pStyle w:val="2"/>
       </w:pPr>
+      <w:proofErr w:type="spellStart"/>
+      <w:r>
+        <w:rPr>
+          <w:rFonts w:hint="eastAsia"/>
+        </w:rPr>
+        <w:lastRenderedPageBreak/>
+        <w:t>TensorRT</w:t>
+      </w:r>
+      <w:proofErr w:type="spellEnd"/>
+      <w:r>
+        <w:rPr>
+          <w:rFonts w:hint="eastAsia"/>
+        </w:rPr>
+        <w:t>-LLM</w:t>
+      </w:r>
+    </w:p>
+    <w:p>
+      <w:pPr>
+        <w:pStyle w:val="2"/>
+      </w:pPr>
+      <w:proofErr w:type="spellStart"/>
+      <w:r>
+        <w:rPr>
+          <w:rFonts w:hint="eastAsia"/>
+        </w:rPr>
+        <w:t>vLLM</w:t>
+      </w:r>
+      <w:proofErr w:type="spellEnd"/>
+    </w:p>
+    <w:p>
+      <w:pPr>
+        <w:pStyle w:val="2"/>
+      </w:pPr>
       <w:r>
         <w:rPr>
           <w:rFonts w:hint="eastAsia"/>
@@ -174,9 +2820,6 @@
     <w:p>
       <w:pPr>
         <w:pStyle w:val="2"/>
-        <w:rPr>
-          <w:rFonts w:hint="eastAsia"/>
-        </w:rPr>
       </w:pPr>
       <w:r>
         <w:rPr>
@@ -187,28 +2830,10 @@
     </w:p>
     <w:p>
       <w:pPr>
-        <w:pStyle w:val="1"/>
-      </w:pPr>
-      <w:r>
-        <w:rPr>
-          <w:rFonts w:hint="eastAsia"/>
-        </w:rPr>
-        <w:t>原理</w:t>
-      </w:r>
-    </w:p>
-    <w:p>
-      <w:pPr>
-        <w:pStyle w:val="1"/>
-        <w:rPr>
-          <w:rFonts w:hint="eastAsia"/>
-        </w:rPr>
-      </w:pPr>
-      <w:r>
-        <w:rPr>
-          <w:rFonts w:hint="eastAsia"/>
-        </w:rPr>
-        <w:t>优化</w:t>
-      </w:r>
+        <w:rPr>
+          <w:rFonts w:hint="eastAsia"/>
+        </w:rPr>
+      </w:pPr>
     </w:p>
     <w:sectPr>
       <w:pgSz w:w="11906" w:h="16838"/>
@@ -658,7 +3283,7 @@
     <w:uiPriority w:val="9"/>
     <w:unhideWhenUsed/>
     <w:qFormat/>
-    <w:rsid w:val="00CB496B"/>
+    <w:rsid w:val="00D81DF3"/>
     <w:pPr>
       <w:keepNext/>
       <w:keepLines/>
@@ -865,7 +3490,7 @@
     <w:basedOn w:val="a0"/>
     <w:link w:val="2"/>
     <w:uiPriority w:val="9"/>
-    <w:rsid w:val="00CB496B"/>
+    <w:rsid w:val="00D81DF3"/>
     <w:rPr>
       <w:rFonts w:ascii="Times New Roman" w:eastAsia="仿宋" w:hAnsi="Times New Roman" w:cstheme="majorBidi"/>
       <w:b/>
